--- a/example_articles/states/Nebraska/2.states_Nebraska_New_York_Times.docx
+++ b/example_articles/states/Nebraska/2.states_Nebraska_New_York_Times.docx
@@ -7,7 +7,7 @@
         <w:pStyle w:val="Heading1"/>
       </w:pPr>
       <w:r>
-        <w:t>In Japan, Stagnation Wins Again</w:t>
+        <w:t>Trump Voters Are Big Target For Democrat In Maine Race</w:t>
       </w:r>
     </w:p>
     <w:p>
@@ -17,27 +17,27 @@
     </w:p>
     <w:p>
       <w:r>
-        <w:t>Date: 2007-09-18</w:t>
+        <w:t>Date: 2024-10-29</w:t>
       </w:r>
     </w:p>
     <w:p>
       <w:r>
-        <w:t>Section: Section A; Column 0; Editorial Desk; Pg. 27; OP-ED CONTRIBUTOR</w:t>
+        <w:t>Section: Section A; Column 0; National Desk; Pg. 14</w:t>
       </w:r>
     </w:p>
     <w:p>
       <w:r>
-        <w:t>Source File: NYT/29.DOCX</w:t>
+        <w:t>Source file: NYT/1.DOCX</w:t>
       </w:r>
     </w:p>
     <w:p>
       <w:r>
-        <w:t>Raw locations result: ['New York (Queens, Astoria); New York City; Nebraska; Southern California; Queens']</w:t>
+        <w:t>Raw locations result, 'locations': ['Nebraska']</w:t>
       </w:r>
     </w:p>
     <w:p>
       <w:r>
-        <w:t>states_stand_flat (Standardized): Nebraska</w:t>
+        <w:t>Standardized locations result, 'states_stand_flat': Nebraska</w:t>
       </w:r>
     </w:p>
     <w:p>
@@ -49,54 +49,72 @@
     </w:p>
     <w:p>
       <w:r>
-        <w:t>Inbamura, Japan</w:t>
+        <w:t>To win his toughest re-election bid yet, Representative Jared Golden needs Trump voters to back him over a young Republican prospect, a former NASCAR driver.</w:t>
         <w:br/>
-        <w:t xml:space="preserve">  SHINZO ABE, who stepped down as prime minister last week, is what we call in Japan an ''obocchan.'' An obocchan is a type of well-to-do, slightly spoiled child of a powerful family. Mr. Abe may have been an obocchan but, wanting to be liked by everyone, he made efforts to address the concerns of the working class. Yet despite his efforts, most Japanese felt that he was unaware of working-class issues, and that -- more than any political scandals the press has been crowing about -- may have been his undoing.</w:t>
+        <w:t xml:space="preserve">On a recent Sunday morning, Representative Jared Golden sat perched atop a bar stool inside a small-town Maine brewery, greeting supporters who had gathered to watch the New England Patriots game and meet their congressman. </w:t>
         <w:br/>
-        <w:t xml:space="preserve">  More broadly, while most people liked Mr. Abe and believed him to be smart, the Japanese news media often called him ''Kuuki ga Yomenai'' or, for short, ''K. Y.'' ''Kuuki'' means ''air'' and ''yomenai'' means ''cannot read.'' Not being able to read the air means that you don't know that your guest wants another cup of tea or that you should be serving cold tea because it is a hot day. Reading the air is an essential trait for a Japanese politician.</w:t>
+        <w:t xml:space="preserve">  Wearing his Julian Edelman jersey, Mr. Golden, one of Democrats' most battle-tested and vulnerable incumbents, sipped a stein of dark lager and waited calmly for people to approach him. He did not work the room, no campaign signs adorned the walls, and his staff did not foist yard signs or buttons on attendees as they left.</w:t>
         <w:br/>
-        <w:t xml:space="preserve">  This shortcoming put Mr. Abe at a severe disadvantage compared with his predecessor, Junichiro Koizumi. Mr. Koizumi is famous not only for being the master of reading the air but also for his unmatched ability to ignore the advice of the political elite. I would call this the ''sonnano kankeinei'' style. The catchphrase of a popular Japanese comedian whose routine has spread widely on YouTube, sonnano kankeinei is a crude way of saying, ''So what? I don't care.'' It would be an uncommon attitude for a politician even in America, and in Japan was simply unprecedented.</w:t>
+        <w:t xml:space="preserve">  Even with the election less than two weeks away, Mainers won't find Mr. Golden making his closing argument at what he calls ''big rah-rah rallies,'' or appearing alongside high-profile Democratic Party figures.</w:t>
         <w:br/>
-        <w:t xml:space="preserve">  It was a tough act to follow, and Mr. Abe tried to read the air but ended up following too much advice and yielding to the various centers of power and special interests to which his Liberal Democratic Party has owed its 50-year near monopoly. The result, unsurprisingly, was wishy-washy, ineffective policy.</w:t>
+        <w:t xml:space="preserve">  Instead, as he seeks a fourth term in a district that Donald J. Trump won handily in 2016 and 2020, Mr. Golden is going to great lengths to distance himself from his own party. He has declined to endorse Vice President Kamala Harris and not only refrained from attacking Mr. Trump but gone out of his way to pitch himself as a potential governing partner with the former president.</w:t>
         <w:br/>
-        <w:t xml:space="preserve">  For instance, he had the right idea in trying to shake up the government's stagnant bureaucracy. But instead of taking on a single group of bureaucrats in a winnable battle -- as Mr. Koizumi did when he pushed through a bill privatizing the postal system in 2005 -- Mr. Abe tried to change the broader fundamental laws governing federal agencies. The bureaucrats and their supporters in the Parliament turned on him, and he was stuck in a fight he couldn't win. Very K. Y.</w:t>
+        <w:t xml:space="preserve">  As a conservative-leaning Democrat in a swing district, Mr. Golden, 42, has always had an uphill battle to election. But this year he is facing perhaps his most formidable challenger yet: Austin Theriault, 30, a former NASCAR driver and northern Maine native who was recruited by House Republicans.</w:t>
         <w:br/>
-        <w:t xml:space="preserve">  The biggest example of his weakness, however, came when the government lost the pension records of 50 million workers. In most countries, this would have caused a riot, if not a revolution. Although concerns over possible missing records spread among the public late last year, Mr. Abe did not act until the spring. </w:t>
+        <w:t xml:space="preserve">  A first-term state representative, Mr. Theriault says Mr. Golden has ''gone Washington'' and lost touch with his district, the largest east of the Mississippi River, which stretches from the eastern edge of New Hampshire to the western border of New Brunswick, Canada. And he has hammered the Democrat, one of the few members of Congress in his party who routinely opposes gun control measures, for coming out in favor of an assault weapons ban shortly after a mass shooting last year in Lewiston.</w:t>
         <w:br/>
-        <w:t xml:space="preserve">  Many in the public felt he delayed because the government bureaucrats and business executives closest to him probably didn't know anyone who was affected by the mismanagement of the records. Possibly, but again I think his failure stemmed not from his insulation but from his crippling Kuuki ga Yomenai.</w:t>
+        <w:t xml:space="preserve">  The outcome of the contest will almost certainly help determine which party controls the House, which Republicans now hold by a razor-thin margin.</w:t>
         <w:br/>
-        <w:t xml:space="preserve">  These sorts of misjudgments, combined with the string of scandals resulted in the resignation of several cabinet members and the suicide of another, were what most pundits feel caused the Liberal Democrats' disastrous showing at the polls in July. To some extent that is true. But another huge factor that went to alienating voters was concerns over what the government and news media like to call Japan's current economic ''recovery.''</w:t>
+        <w:t xml:space="preserve">  Mr. Golden, a tattooed combat veteran who left college to enlist in the Marines shortly after the Sept. 11, 2001, terrorist attacks, has toiled to pitch himself to voters as someone who could work effectively with a second Trump administration. Last month he introduced a bill to impose 10 percent tariffs on all imports, an economic proposal that aligns more with Mr. Trump than with Ms. Harris.</w:t>
         <w:br/>
-        <w:t xml:space="preserve">  The problem is that most Japanese know that the so-called recovery is fueled by exports to China, particularly construction materials and energy. The steel, cement and coal companies are prospering. Chinese money is filling the coffers of the industries that have fueled the political system since World War II and were a big part of the bubble collapse that has left the economy stagnant for more than a decade. </w:t>
+        <w:t xml:space="preserve">  Long before Democrats like Senators Tammy Baldwin of Wisconsin and Bob Casey of Pennsylvania started name-dropping Mr. Trump in their advertisements to curry favor with conservatives, Mr. Golden would frequently highlight how he worked with the Trump administration and voted against the Biden-Harris agenda. And while Mr. Golden has said he will not vote for Mr. Trump, he has also refused to say whether he plans to vote for Ms. Harris.</w:t>
         <w:br/>
-        <w:t xml:space="preserve">  Chinese demand is pumping up the value of the large raw materials and construction companies, trading firms with positions in commodities like coal, and businesses that sell overseas. But most domestic companies are seeing only an increase in their raw material costs without a significant increase in demand or margins locally. </w:t>
+        <w:t xml:space="preserve">  ''It's important for people to know that I don't care who's in the White House,'' Mr. Golden said in an interview. ''I want them to vote for me, not for the Democratic Party, which I happen to be a member of.''</w:t>
         <w:br/>
-        <w:t xml:space="preserve">  Most of this money is viewed as sloshing around in the markets and the bank accounts of the elite, with very little trickling down to small companies or the average salaryman. One of my favorite indicators of the word on the street is the Tokyo taxi drivers, and when I bring up the subject, every one asks me something along the lines of, ''Why do they keep saying that our economy has recovered?''</w:t>
+        <w:t xml:space="preserve">  Mr. Golden, whose seat Republicans have targeted for years, is one of just five Democratic incumbents running for re-election in districts Mr. Trump won in 2020 -- all largely white, rural and working-class areas.</w:t>
         <w:br/>
-        <w:t xml:space="preserve">  The other problem with this ''recovery'' is that it reinforces the old stereotype that Japan's strength lies in construction and exports. While this was a good strategy for the postwar recovery, it now slows down reform and diverts valuable human and public resources from the stunted service and high-tech industries that Japan needs for long-term growth. </w:t>
+        <w:t xml:space="preserve">  He has helped shape the playbook for the tiny group, all of whom are running with a hyperlocal focus and a nonpartisan message aimed at working people.</w:t>
         <w:br/>
-        <w:t xml:space="preserve">  It's no coincidence that before he entered politics, Mr. Abe was an executive at Kobe Steel. And his successor will be more of the same: the two contenders for his job both have backgrounds in raw materials. Taro Aso's family company is one of the largest mining and cement concerns in Japan, and Yusuo Fukuda's business experience is in oil.</w:t>
+        <w:t xml:space="preserve">  In southwest Washington state, Representative Marie Gluesenkamp Perez, a Democrat who flipped her district blue two years ago and helps chair the centrist Blue Dog Caucus with Mr. Golden, has leaned heavily into her blue-collar background as an auto mechanic in her rematch against Republican Joe Kent. Further north in Alaska, the other Blue Dog chair Representative Mary Peltola has emphasized her working-class bona fides -- she recently announced she was skipping a week of votes in Washington to prepare fish with her family for winter storage -- while accusing her opponent of outsourcing Alaska jobs overseas.</w:t>
         <w:br/>
-        <w:t xml:space="preserve">  This reflects a fundamental problem with Japanese politics. In a policy supported in part by the American fear of the threat of communism, the conservative Liberal Democrats stamped out all liberal resistance by either destroying the careers of members of the opposition or co-opting them. This resulted in a single-party system, with disputes negotiated and settled within the Liberal Democratic Party though a complicated process of factions and committees. </w:t>
+        <w:t xml:space="preserve">  And in the southwest corner of Wisconsin, a key battleground state where Mr. Trump and Ms. Harris are in a dead heat, Democrat Rebecca Cooke -- a recruit backed by Mr. Golden and the Blue Dogs -- is working to defeat Republican Representative Derrick Van Orden, a right-wing firebrand. Ms. Cooke, a small-business owner who grew up on a dairy farm and works part time as a waitress to make ends meet, has forced House Republicans to dump more than a million dollars into the race in just the last week.</w:t>
         <w:br/>
-        <w:t xml:space="preserve">  Many Japanese called this a ''democracy in democracy.'' Perhaps, but this democracy in democracy was only visible to those in power and is managed mostly through a system of pork-barrel politics.</w:t>
+        <w:t xml:space="preserve">  ''I feel like this is what the Democratic Party has always been known as -- like, going to bat for the little guy,'' Mr. Golden said. ''I do think sometimes it's slipping away from that.''</w:t>
         <w:br/>
-        <w:t xml:space="preserve">  In July, the people had had enough and voted against the ruling party, but the result could be even worse. In deposing Mr. Abe, who despite being part of an old political family was still something of an outsider, they will see a return of the Liberal Democrats' old guard.</w:t>
+        <w:t xml:space="preserve">  Mr. Golden's message has delivered him victory after victory, even in 2020 when Mr. Trump won his district by seven percentage points. But this year, Mr. Theriault has kept the race competitive even while being significantly outspent by Mr. Golden; limited polling indicates the contest is a dead heat.</w:t>
         <w:br/>
-        <w:t xml:space="preserve">  Nor is the opposition any better. The leader of the Democratic Party of Japan is Ichiro Ozawa, a student of Kakuei Tanaka, the prime minister who in the 1970s fashioned a public-funds-for-votes system and ''rebuilt'' Japan by paving the countryside with concrete. </w:t>
+        <w:t xml:space="preserve">  Mr. Theriault, who grew up in Fort Kent at the northernmost tip of Maine, also portrays himself as a ''true Mainer'' and unlike Mr. Golden's previous opponents, dresses not in suits, but in jeans, baseball caps and a puffer vest over a button-down shirt.</w:t>
         <w:br/>
-        <w:t xml:space="preserve">  Perhaps there is a silver lining: the weakness of the Liberal Democrats may give us the first sustained period of two-party politics since 1955. If so, the real question is whether it will allow any fresh blood in the political system. </w:t>
+        <w:t xml:space="preserve">  He has the full-throated support of Mr. Trump and House Republican leaders, including Speaker Mike Johnson of Louisiana, who joined him at an August rally to open a new campaign office.</w:t>
         <w:br/>
-        <w:t xml:space="preserve">  Unfortunately, Japanese politics is a time-consuming and thankless task. Young entrepreneurial types shun public service. Mr. Koizumi made a serious effort to get people from outside the old party to run, but most of those young politicians have already dropped out. (I've rejected entreaties by both parties to run for office and have no regrets; according to my friends in junior positions in the Liberal Democratic Party, their first years have been spent in minor working groups, never being allowed to speak up at or attend any meetings of importance.)</w:t>
+        <w:t xml:space="preserve">  Mr. Theriault has largely avoided committing to any policy positions, hoping his relative anonymity will make up for his thin résumé in politics. But his campaign has seized on Mr. Golden's reversal on a federal assault-weapons ban and is using it to brand the Democrat a ''flip-flop.''</w:t>
         <w:br/>
-        <w:t xml:space="preserve">  The heart of the problem is that true multiparty politics should have started in Japan decades ago. Soon the members of our own postwar baby boom will be retiring. The looming crisis of a bankrupt Japan, a overburdened pension system and a corporate ecology of pumped-up old-economy companies will be upon us. </w:t>
+        <w:t xml:space="preserve">  Mr. Golden, one of the few Democrats in Congress who routinely opposes gun control measures, changed his position after the shooting one year ago in Lewiston, his hometown, which left 18 people dead and several others wounded.</w:t>
         <w:br/>
-        <w:t xml:space="preserve">  The man on the street knows this, but in a country that boasts of never having had a successful revolt of the people, or even a popular uprising resulting in significant reforms, it's unlikely that such awareness will be enough to punch through the K. Y. elite and make things change. </w:t>
+        <w:t xml:space="preserve">  In Maine, where open carry is legal and airports make routine announcements reminding passengers to not bring their firearms through security, Mr. Golden's decision came at a steep cost: The National Rifle Association and the Sportsman's Alliance of Maine, which both used to support him, now back Mr. Theriault.</w:t>
         <w:br/>
-        <w:t xml:space="preserve">  Maybe it's time for a revolution.</w:t>
+        <w:t xml:space="preserve">  The shooting has also become something of an emotional subplot in the race. Mr. Theriault made a splashy announcement in August pledging to raise $50,000 to support community rebuilding in Lewiston and hold a charity car race to benefit the area. Mr. Golden's campaign donated the $50,000 the next day, and the Republican has said little about the issue since.</w:t>
+        <w:br/>
+        <w:t xml:space="preserve">  Still, on a recent Saturday afternoon, Mr. Theriault was at the Oxford Plains Speedway, about 30 miles west of Lewiston, preparing for the charity race. As engines revved and the slight breeze carried pungent odors of gasoline, exhaust and burned rubber, Mr. Theriault dispatched an aide to say he would not be able to speak with a reporter from The New York Times who had approached him for an interview because of the ''need to focus'' on the car race. His campaign also did not respond to several other requests for an interview.</w:t>
+        <w:br/>
+        <w:t xml:space="preserve">  Mr. Theriault's campaign has extended the ''flip-flop'' charge beyond guns in an effort to tie Mr. Golden to the Biden-Harris administration and national Democrats. He posts liberally on social media using flip-flop emojis and criticisms such as: ''Jared Golden flip-flopped on our inflation crisis,'' a reference to the Democrat's vote in 2022 in favor of the Inflation Reduction Act, which Mr. Theriault said is incentivizing offshore wind development at the expense of lobstermen.</w:t>
+        <w:br/>
+        <w:t xml:space="preserve">  He has drawn strong backing from loyal Republicans in the district -- even some who expressed personal affection for Mr. Golden -- who are eager to have someone from their own party represent them.</w:t>
+        <w:br/>
+        <w:t xml:space="preserve">  Mr. Golden is ''not somebody I would vote for, but I like him personally,'' said Stephen Hall, a pastor who was shopping at a local farmer's market in Hampden.</w:t>
+        <w:br/>
+        <w:t xml:space="preserve">  It is less clear, though, whether Mr. Theriault is winning over the critical group of swing voters who are likely to decide the race.</w:t>
+        <w:br/>
+        <w:t xml:space="preserve">  In recent interviews around the district, several voters -- even those supporting Mr. Trump -- said their congressman was down-to-earth, approachable and an authentic Mainer.</w:t>
+        <w:br/>
+        <w:t xml:space="preserve">  ''He genuinely feels like he came from the working class and moved up the ranks,'' said Jonathan Sylvia, a Lewiston resident who described himself as ''pretty conservative'' and plans to vote for Mr. Trump and Mr. Golden. ''I mean, if he's doing the job and he's doing it right, why replace him?''</w:t>
+        <w:br/>
+        <w:t xml:space="preserve">  At the Hampden market, Jen Blake, a meat vendor from Winterport, also says she plans to vote for Mr. Trump even though his personality is ''absolutely annoying'' and she ''cannot stand him.'' She said she ''hates politics'' and career politicians who ''lose touch with real people'' -- but sees no reason to vote out Mr. Golden. </w:t>
+        <w:br/>
+        <w:t xml:space="preserve">  ''He's relatable. He doesn't feel like a politician. He feels genuine, and he seems to actually care about everyday people,'' Ms. Blake said. ''And he's not wishy-washy. He tells you what he believes, and he sticks to it.''</w:t>
         <w:br/>
         <w:br/>
-        <w:t>http://www.nytimes.com</w:t>
+        <w:t>https://www.nytimes.com/2024/10/26/us/elections/jared-golden-maine.html</w:t>
         <w:br/>
         <w:br/>
         <w:t>Graphic</w:t>
@@ -104,7 +122,11 @@
         <w:br/>
         <w:t xml:space="preserve"> </w:t>
         <w:br/>
-        <w:t>DRAWING (DRAWING BY YUKO SHIMIZU)</w:t>
+        <w:t>PHOTOS: Representative Jared Golden at a brewery in Wilton, Maine, above, greeting supporters who had gathered to watch the New England Patriots game. Below left, the ruins of a demolished mill in Livermore Falls. Logging and mills were once a driving economic force in the state's 2nd Congressional District.</w:t>
+        <w:br/>
+        <w:t>JARED GOLDEN, a conservative-leaning Democrat in a swing district in Maine, is one of just five Democratic incumbents running for re-election in districts Mr. Trump won in 2020.</w:t>
+        <w:br/>
+        <w:t xml:space="preserve"> Austin Theriault, a former NASCAR driver, at a charity race in Maine, earlier this month. Mr. Theriault, a northern Maine native, was recruited by House Republicans to run against Mr. Golden. (PHOTOGRAPHS BY RYAN DAVID BROWN FOR THE NEW YORK TIMES) This article appeared in print on page A14.</w:t>
       </w:r>
     </w:p>
     <w:sectPr>

--- a/example_articles/states/Nebraska/2.states_Nebraska_New_York_Times.docx
+++ b/example_articles/states/Nebraska/2.states_Nebraska_New_York_Times.docx
@@ -7,7 +7,7 @@
         <w:pStyle w:val="Heading1"/>
       </w:pPr>
       <w:r>
-        <w:t>Trump Voters Are Big Target For Democrat In Maine Race</w:t>
+        <w:t>Religion And Inequality</w:t>
       </w:r>
     </w:p>
     <w:p>
@@ -17,22 +17,22 @@
     </w:p>
     <w:p>
       <w:r>
-        <w:t>Date: 2024-10-29</w:t>
+        <w:t>Date: 2013-06-14</w:t>
       </w:r>
     </w:p>
     <w:p>
       <w:r>
-        <w:t>Section: Section A; Column 0; National Desk; Pg. 14</w:t>
+        <w:t>Section: Section A; Column 0; Editorial Desk; Pg. 27; OP-ED COLUMNIST</w:t>
       </w:r>
     </w:p>
     <w:p>
       <w:r>
-        <w:t>Source file: NYT/1.DOCX</w:t>
+        <w:t>Source file: NYT/22.DOCX</w:t>
       </w:r>
     </w:p>
     <w:p>
       <w:r>
-        <w:t>Raw locations result, 'locations': ['Nebraska']</w:t>
+        <w:t>Raw locations result, 'locations': ['Nebraska', 'NA']</w:t>
       </w:r>
     </w:p>
     <w:p>
@@ -49,84 +49,38 @@
     </w:p>
     <w:p>
       <w:r>
-        <w:t>To win his toughest re-election bid yet, Representative Jared Golden needs Trump voters to back him over a young Republican prospect, a former NASCAR driver.</w:t>
+        <w:t>About a century ago, Walter Judd was a 17-year-old boy hoping to go to college at the University of Nebraska. His father pulled him aside and told him that, though the family had happily paid for Judd's two sisters to go to college, Judd himself would get no money for tuition or room and board.</w:t>
         <w:br/>
-        <w:t xml:space="preserve">On a recent Sunday morning, Representative Jared Golden sat perched atop a bar stool inside a small-town Maine brewery, greeting supporters who had gathered to watch the New England Patriots game and meet their congressman. </w:t>
+        <w:t>His father explained that he thought his son might one day go on to become a fine doctor, but he had also seen loose tendencies. Some hard manual labor during college would straighten him out.</w:t>
         <w:br/>
-        <w:t xml:space="preserve">  Wearing his Julian Edelman jersey, Mr. Golden, one of Democrats' most battle-tested and vulnerable incumbents, sipped a stein of dark lager and waited calmly for people to approach him. He did not work the room, no campaign signs adorned the walls, and his staff did not foist yard signs or buttons on attendees as they left.</w:t>
+        <w:t>Judd took the train to the university, arrived at the station at 10:30 and by 12:15 had found a job washing dishes at the cafeteria of the Y.M.C.A. He did that job every day of his first year, rising at 6 each morning, not having his first college date until the last week of the school year.</w:t>
         <w:br/>
-        <w:t xml:space="preserve">  Even with the election less than two weeks away, Mainers won't find Mr. Golden making his closing argument at what he calls ''big rah-rah rallies,'' or appearing alongside high-profile Democratic Party figures.</w:t>
+        <w:t>Judd went on to become a doctor, a daring medical missionary and a prominent member of Congress between 1943 and 1963. The anecdote is small, but it illustrates a few things. First, that, in those days, it was possible to work your way through college doing dishes. More important, that people then were more likely to assume that jobs at the bottom of the status ladder were ennobling and that jobs at the top were morally perilous. That is to say, the moral status system was likely to be the inverse of the worldly status system. The working classes were self-controlled, while the rich and the professionals could get away with things.</w:t>
         <w:br/>
-        <w:t xml:space="preserve">  Instead, as he seeks a fourth term in a district that Donald J. Trump won handily in 2016 and 2020, Mr. Golden is going to great lengths to distance himself from his own party. He has declined to endorse Vice President Kamala Harris and not only refrained from attacking Mr. Trump but gone out of his way to pitch himself as a potential governing partner with the former president.</w:t>
+        <w:t>These mores, among other things, had biblical roots. In the Torah, God didn't pick out the most powerful or notable or populous nation to be his chosen people. He chose a small, lowly band. The Torah is filled with characters who are exiles or from the lower reaches of society who are, nonetheless, chosen for pivotal moments: Moses, Joseph, Saul, David and Esther.</w:t>
         <w:br/>
-        <w:t xml:space="preserve">  As a conservative-leaning Democrat in a swing district, Mr. Golden, 42, has always had an uphill battle to election. But this year he is facing perhaps his most formidable challenger yet: Austin Theriault, 30, a former NASCAR driver and northern Maine native who was recruited by House Republicans.</w:t>
+        <w:t>In the New Testament, Jesus blesses the poor, ''for yours is the kingdom of God.'' But ''woe to you who are rich, for you have already received your comfort.''</w:t>
         <w:br/>
-        <w:t xml:space="preserve">  A first-term state representative, Mr. Theriault says Mr. Golden has ''gone Washington'' and lost touch with his district, the largest east of the Mississippi River, which stretches from the eastern edge of New Hampshire to the western border of New Brunswick, Canada. And he has hammered the Democrat, one of the few members of Congress in his party who routinely opposes gun control measures, for coming out in favor of an assault weapons ban shortly after a mass shooting last year in Lewiston.</w:t>
+        <w:t>In Corinthians, Jesus tells the crowds, ''Not many of you were wise by worldly standards; not many were influential; not many were of noble birth. But God chose the foolish things of the world to shame the wise; God chose the weak things of the world to shame the strong.''</w:t>
         <w:br/>
-        <w:t xml:space="preserve">  The outcome of the contest will almost certainly help determine which party controls the House, which Republicans now hold by a razor-thin margin.</w:t>
+        <w:t>Under this rubric, your place is not determined by worldly accomplishments, but simply through an acceptance of God's grace. As Paul Tillich put it in a passage recently quoted on Andrew Sullivan's blog, ''Do not seek for anything; do not perform anything; do not intend anything. Simply accept the fact that you are accepted.''</w:t>
         <w:br/>
-        <w:t xml:space="preserve">  Mr. Golden, a tattooed combat veteran who left college to enlist in the Marines shortly after the Sept. 11, 2001, terrorist attacks, has toiled to pitch himself to voters as someone who could work effectively with a second Trump administration. Last month he introduced a bill to impose 10 percent tariffs on all imports, an economic proposal that aligns more with Mr. Trump than with Ms. Harris.</w:t>
+        <w:t>This inverse hierarchy took secular form. Proletarian novels and movies made the working class the moral bedrock of the nation. In Frank Capra movies like ''Meet John Doe,'' the common man is the salt of the earth, while the rich are suspect. It wasn't as if Americans renounced worldly success (this is America!), but there were rival status hierarchies: the biblical hierarchy, the working man's hierarchy, the artist's hierarchy, the intellectual's hierarchy, all of which questioned success and denounced those who climbed and sold out.</w:t>
         <w:br/>
-        <w:t xml:space="preserve">  Long before Democrats like Senators Tammy Baldwin of Wisconsin and Bob Casey of Pennsylvania started name-dropping Mr. Trump in their advertisements to curry favor with conservatives, Mr. Golden would frequently highlight how he worked with the Trump administration and voted against the Biden-Harris agenda. And while Mr. Golden has said he will not vote for Mr. Trump, he has also refused to say whether he plans to vote for Ms. Harris.</w:t>
+        <w:t>Over the years, religion has played a less dominant role in public culture. Meanwhile, the rival status hierarchies have fallen away. The meritocratic hierarchy of professional success is pretty much the only one left standing.</w:t>
         <w:br/>
-        <w:t xml:space="preserve">  ''It's important for people to know that I don't care who's in the White House,'' Mr. Golden said in an interview. ''I want them to vote for me, not for the Democratic Party, which I happen to be a member of.''</w:t>
+        <w:t>As a result, people are less ambivalent about commerce. We use economic categories, like ''human capital'' and ''opportunity costs,'' in a wide range of spheres. People are less worried about what William James called the ''moral flabbiness'' of the ''bitch-goddess success,'' and are more likely to use professional standing as a measure of life performance.</w:t>
         <w:br/>
-        <w:t xml:space="preserve">  Mr. Golden, whose seat Republicans have targeted for years, is one of just five Democratic incumbents running for re-election in districts Mr. Trump won in 2020 -- all largely white, rural and working-class areas.</w:t>
+        <w:t>Words like character, which once suggested traits like renunciation that held back success, now denote traits like self-discipline, which enhance it.</w:t>
         <w:br/>
-        <w:t xml:space="preserve">  He has helped shape the playbook for the tiny group, all of whom are running with a hyperlocal focus and a nonpartisan message aimed at working people.</w:t>
+        <w:t>Many rich people once felt compelled to try to square their happiness at being successful with their embarrassment about it. They adopted what Charles Murray calls a code of seemliness (no fancy clothes or cars). Not long ago, many people covered their affluence with a bohemian patina, but that patina has grown increasingly thin.</w:t>
         <w:br/>
-        <w:t xml:space="preserve">  In southwest Washington state, Representative Marie Gluesenkamp Perez, a Democrat who flipped her district blue two years ago and helps chair the centrist Blue Dog Caucus with Mr. Golden, has leaned heavily into her blue-collar background as an auto mechanic in her rematch against Republican Joe Kent. Further north in Alaska, the other Blue Dog chair Representative Mary Peltola has emphasized her working-class bona fides -- she recently announced she was skipping a week of votes in Washington to prepare fish with her family for winter storage -- while accusing her opponent of outsourcing Alaska jobs overseas.</w:t>
+        <w:t>Now most of us engage in more matter-of-fact boasting: the car stickers that describe the driver's summers on Martha's Vineyard, the college window stickers, the mass embrace of luxury brands, even the currency of ''likes'' on Facebook and Reddit as people unabashedly seek popularity.</w:t>
         <w:br/>
-        <w:t xml:space="preserve">  And in the southwest corner of Wisconsin, a key battleground state where Mr. Trump and Ms. Harris are in a dead heat, Democrat Rebecca Cooke -- a recruit backed by Mr. Golden and the Blue Dogs -- is working to defeat Republican Representative Derrick Van Orden, a right-wing firebrand. Ms. Cooke, a small-business owner who grew up on a dairy farm and works part time as a waitress to make ends meet, has forced House Republicans to dump more than a million dollars into the race in just the last week.</w:t>
-        <w:br/>
-        <w:t xml:space="preserve">  ''I feel like this is what the Democratic Party has always been known as -- like, going to bat for the little guy,'' Mr. Golden said. ''I do think sometimes it's slipping away from that.''</w:t>
-        <w:br/>
-        <w:t xml:space="preserve">  Mr. Golden's message has delivered him victory after victory, even in 2020 when Mr. Trump won his district by seven percentage points. But this year, Mr. Theriault has kept the race competitive even while being significantly outspent by Mr. Golden; limited polling indicates the contest is a dead heat.</w:t>
-        <w:br/>
-        <w:t xml:space="preserve">  Mr. Theriault, who grew up in Fort Kent at the northernmost tip of Maine, also portrays himself as a ''true Mainer'' and unlike Mr. Golden's previous opponents, dresses not in suits, but in jeans, baseball caps and a puffer vest over a button-down shirt.</w:t>
-        <w:br/>
-        <w:t xml:space="preserve">  He has the full-throated support of Mr. Trump and House Republican leaders, including Speaker Mike Johnson of Louisiana, who joined him at an August rally to open a new campaign office.</w:t>
-        <w:br/>
-        <w:t xml:space="preserve">  Mr. Theriault has largely avoided committing to any policy positions, hoping his relative anonymity will make up for his thin résumé in politics. But his campaign has seized on Mr. Golden's reversal on a federal assault-weapons ban and is using it to brand the Democrat a ''flip-flop.''</w:t>
-        <w:br/>
-        <w:t xml:space="preserve">  Mr. Golden, one of the few Democrats in Congress who routinely opposes gun control measures, changed his position after the shooting one year ago in Lewiston, his hometown, which left 18 people dead and several others wounded.</w:t>
-        <w:br/>
-        <w:t xml:space="preserve">  In Maine, where open carry is legal and airports make routine announcements reminding passengers to not bring their firearms through security, Mr. Golden's decision came at a steep cost: The National Rifle Association and the Sportsman's Alliance of Maine, which both used to support him, now back Mr. Theriault.</w:t>
-        <w:br/>
-        <w:t xml:space="preserve">  The shooting has also become something of an emotional subplot in the race. Mr. Theriault made a splashy announcement in August pledging to raise $50,000 to support community rebuilding in Lewiston and hold a charity car race to benefit the area. Mr. Golden's campaign donated the $50,000 the next day, and the Republican has said little about the issue since.</w:t>
-        <w:br/>
-        <w:t xml:space="preserve">  Still, on a recent Saturday afternoon, Mr. Theriault was at the Oxford Plains Speedway, about 30 miles west of Lewiston, preparing for the charity race. As engines revved and the slight breeze carried pungent odors of gasoline, exhaust and burned rubber, Mr. Theriault dispatched an aide to say he would not be able to speak with a reporter from The New York Times who had approached him for an interview because of the ''need to focus'' on the car race. His campaign also did not respond to several other requests for an interview.</w:t>
-        <w:br/>
-        <w:t xml:space="preserve">  Mr. Theriault's campaign has extended the ''flip-flop'' charge beyond guns in an effort to tie Mr. Golden to the Biden-Harris administration and national Democrats. He posts liberally on social media using flip-flop emojis and criticisms such as: ''Jared Golden flip-flopped on our inflation crisis,'' a reference to the Democrat's vote in 2022 in favor of the Inflation Reduction Act, which Mr. Theriault said is incentivizing offshore wind development at the expense of lobstermen.</w:t>
-        <w:br/>
-        <w:t xml:space="preserve">  He has drawn strong backing from loyal Republicans in the district -- even some who expressed personal affection for Mr. Golden -- who are eager to have someone from their own party represent them.</w:t>
-        <w:br/>
-        <w:t xml:space="preserve">  Mr. Golden is ''not somebody I would vote for, but I like him personally,'' said Stephen Hall, a pastor who was shopping at a local farmer's market in Hampden.</w:t>
-        <w:br/>
-        <w:t xml:space="preserve">  It is less clear, though, whether Mr. Theriault is winning over the critical group of swing voters who are likely to decide the race.</w:t>
-        <w:br/>
-        <w:t xml:space="preserve">  In recent interviews around the district, several voters -- even those supporting Mr. Trump -- said their congressman was down-to-earth, approachable and an authentic Mainer.</w:t>
-        <w:br/>
-        <w:t xml:space="preserve">  ''He genuinely feels like he came from the working class and moved up the ranks,'' said Jonathan Sylvia, a Lewiston resident who described himself as ''pretty conservative'' and plans to vote for Mr. Trump and Mr. Golden. ''I mean, if he's doing the job and he's doing it right, why replace him?''</w:t>
-        <w:br/>
-        <w:t xml:space="preserve">  At the Hampden market, Jen Blake, a meat vendor from Winterport, also says she plans to vote for Mr. Trump even though his personality is ''absolutely annoying'' and she ''cannot stand him.'' She said she ''hates politics'' and career politicians who ''lose touch with real people'' -- but sees no reason to vote out Mr. Golden. </w:t>
-        <w:br/>
-        <w:t xml:space="preserve">  ''He's relatable. He doesn't feel like a politician. He feels genuine, and he seems to actually care about everyday people,'' Ms. Blake said. ''And he's not wishy-washy. He tells you what he believes, and he sticks to it.''</w:t>
+        <w:t>The culture was probably more dynamic when there were competing status hierarchies. When there is one hegemonic hierarchy, as there is today, the successful are less haunted by their own status and the less successful have nowhere to hide.</w:t>
         <w:br/>
         <w:br/>
-        <w:t>https://www.nytimes.com/2024/10/26/us/elections/jared-golden-maine.html</w:t>
-        <w:br/>
-        <w:br/>
-        <w:t>Graphic</w:t>
-        <w:br/>
-        <w:br/>
-        <w:t xml:space="preserve"> </w:t>
-        <w:br/>
-        <w:t>PHOTOS: Representative Jared Golden at a brewery in Wilton, Maine, above, greeting supporters who had gathered to watch the New England Patriots game. Below left, the ruins of a demolished mill in Livermore Falls. Logging and mills were once a driving economic force in the state's 2nd Congressional District.</w:t>
-        <w:br/>
-        <w:t>JARED GOLDEN, a conservative-leaning Democrat in a swing district in Maine, is one of just five Democratic incumbents running for re-election in districts Mr. Trump won in 2020.</w:t>
-        <w:br/>
-        <w:t xml:space="preserve"> Austin Theriault, a former NASCAR driver, at a charity race in Maine, earlier this month. Mr. Theriault, a northern Maine native, was recruited by House Republicans to run against Mr. Golden. (PHOTOGRAPHS BY RYAN DAVID BROWN FOR THE NEW YORK TIMES) This article appeared in print on page A14.</w:t>
+        <w:t>http://www.nytimes.com/2013/06/14/opinion/brooks-religion-and-inequality.html</w:t>
       </w:r>
     </w:p>
     <w:sectPr>

--- a/example_articles/states/Nebraska/2.states_Nebraska_New_York_Times.docx
+++ b/example_articles/states/Nebraska/2.states_Nebraska_New_York_Times.docx
@@ -7,7 +7,7 @@
         <w:pStyle w:val="Heading1"/>
       </w:pPr>
       <w:r>
-        <w:t>Religion And Inequality</w:t>
+        <w:t>A Model for Taking on Republicans in Red States</w:t>
       </w:r>
     </w:p>
     <w:p>
@@ -17,22 +17,22 @@
     </w:p>
     <w:p>
       <w:r>
-        <w:t>Date: 2013-06-14</w:t>
+        <w:t>Date: 2024-10-27</w:t>
       </w:r>
     </w:p>
     <w:p>
       <w:r>
-        <w:t>Section: Section A; Column 0; Editorial Desk; Pg. 27; OP-ED COLUMNIST</w:t>
+        <w:t>Section: Section SR; Column 0; Sunday Review Desk; Pg. 3; MICHELLE GOLDBERG</w:t>
       </w:r>
     </w:p>
     <w:p>
       <w:r>
-        <w:t>Source file: NYT/22.DOCX</w:t>
+        <w:t>Source file: NYT/2.DOCX</w:t>
       </w:r>
     </w:p>
     <w:p>
       <w:r>
-        <w:t>Raw locations result, 'locations': ['Nebraska', 'NA']</w:t>
+        <w:t>Raw locations result, 'locations': ['Nebraska']</w:t>
       </w:r>
     </w:p>
     <w:p>
@@ -49,38 +49,68 @@
     </w:p>
     <w:p>
       <w:r>
-        <w:t>About a century ago, Walter Judd was a 17-year-old boy hoping to go to college at the University of Nebraska. His father pulled him aside and told him that, though the family had happily paid for Judd's two sisters to go to college, Judd himself would get no money for tuition or room and board.</w:t>
+        <w:t>The first person I met at a Monday night meet-and-greet for Dan Osborn, the independent Nebraska Senate candidate, was a Donald Trump-voting Republican named Joe Hallett. He'd worked, alongside his wife, Sherri, with Osborn at Omaha's Kellogg plant. Explaining Osborn's appeal, Joe said, ''He's not a millionaire or anything like that.'' Sherri added: ''He works hard. We did the same thing.''</w:t>
         <w:br/>
-        <w:t>His father explained that he thought his son might one day go on to become a fine doctor, but he had also seen loose tendencies. Some hard manual labor during college would straighten him out.</w:t>
+        <w:t xml:space="preserve">Neither was a fan of Osborn's opponent, the Republican senator Deb Fischer. ''We were never impressed with her because she was never personable,'' said Sherri. ''She was never around.'' </w:t>
         <w:br/>
-        <w:t>Judd took the train to the university, arrived at the station at 10:30 and by 12:15 had found a job washing dishes at the cafeteria of the Y.M.C.A. He did that job every day of his first year, rising at 6 each morning, not having his first college date until the last week of the school year.</w:t>
+        <w:t xml:space="preserve">  Osborn, by contrast, has been around a lot. The Monday event, at a cider house in Ashland, a town about 30 miles from Omaha, was one of more than 170 he's done all over the state. It drew a few dozen people -- more Democrats and independents than Republicans -- and Osborn stayed to talk and shake hands until the place closed. Afterward, I went with him to a nearby bar to talk about his surprisingly competitive race against Fischer, which has become an unexpected problem for Republicans as they seek to retake the Senate.</w:t>
         <w:br/>
-        <w:t>Judd went on to become a doctor, a daring medical missionary and a prominent member of Congress between 1943 and 1963. The anecdote is small, but it illustrates a few things. First, that, in those days, it was possible to work your way through college doing dishes. More important, that people then were more likely to assume that jobs at the bottom of the status ladder were ennobling and that jobs at the top were morally perilous. That is to say, the moral status system was likely to be the inverse of the worldly status system. The working classes were self-controlled, while the rich and the professionals could get away with things.</w:t>
+        <w:t xml:space="preserve">  As we walked, a young opposition researcher who tracks Osborn at most of his events shouted questions about which presidential candidate he'd voted for in 2020, hoping to catch him on camera saying something damaging. Osborn refused to answer, just as he won't say whom he'll vote for in November, insisting that the heat of partisan politics makes substantive discussion of the issues impossible. When I asked him to name a politician in Washington he hoped to work with, he said he hadn't given the matter much thought.</w:t>
         <w:br/>
-        <w:t>These mores, among other things, had biblical roots. In the Torah, God didn't pick out the most powerful or notable or populous nation to be his chosen people. He chose a small, lowly band. The Torah is filled with characters who are exiles or from the lower reaches of society who are, nonetheless, chosen for pivotal moments: Moses, Joseph, Saul, David and Esther.</w:t>
+        <w:t xml:space="preserve">  The bar, with its brown walls, dropped ceiling and fluorescent overhead lights, was the apotheosis of Midwestern drab. Osborn, a tattooed Navy veteran and former union leader with a short gray beard, declared it his kind of place. As he nursed a Busch Light, I sensed he was eager to finish our interview and join Joe Hallett, who was waiting to catch up with him. But when I mentioned a book I'd heard Osborn talk about, ''Goliath: The 100-Year War Between Monopoly Power and Democracy,'' by the progressive writer Matt Stoller, he seemed to perk up.</w:t>
         <w:br/>
-        <w:t>In the New Testament, Jesus blesses the poor, ''for yours is the kingdom of God.'' But ''woe to you who are rich, for you have already received your comfort.''</w:t>
+        <w:t xml:space="preserve">  ''What that book taught me was this is not a new idea what we're doing here,'' he said of his campaign, which is focused on the predations of concentrated wealth. Ever since the Industrial Revolution, he said, corporations have sought to buy more and more political power, and though they succeed for a time, people eventually revolt. ''I think that's where we're at right now,'' said Osborn. ''We're at the apex of a corporate-run government.''</w:t>
         <w:br/>
-        <w:t>In Corinthians, Jesus tells the crowds, ''Not many of you were wise by worldly standards; not many were influential; not many were of noble birth. But God chose the foolish things of the world to shame the wise; God chose the weak things of the world to shame the strong.''</w:t>
+        <w:t xml:space="preserve">  At such moments, he said, people's frustrations inevitably reach a boiling point. ''So they start electing a different government, a more populist message, because they know that their lives are getting harder and their government is not working for them.''</w:t>
         <w:br/>
-        <w:t>Under this rubric, your place is not determined by worldly accomplishments, but simply through an acceptance of God's grace. As Paul Tillich put it in a passage recently quoted on Andrew Sullivan's blog, ''Do not seek for anything; do not perform anything; do not intend anything. Simply accept the fact that you are accepted.''</w:t>
+        <w:t xml:space="preserve">  The word ''populist,'' as it happens, is tied up with Nebraska political history. It was coined to describe members of the People's Party, which held its first convention in Omaha in 1892, seeking to represent farmers and laborers against what it called the ''power and plunder'' of the two major parties. ''I have read about the prairie populism, and I hope we can emulate that,'' said Osborn.</w:t>
         <w:br/>
-        <w:t>This inverse hierarchy took secular form. Proletarian novels and movies made the working class the moral bedrock of the nation. In Frank Capra movies like ''Meet John Doe,'' the common man is the salt of the earth, while the rich are suspect. It wasn't as if Americans renounced worldly success (this is America!), but there were rival status hierarchies: the biblical hierarchy, the working man's hierarchy, the artist's hierarchy, the intellectual's hierarchy, all of which questioned success and denounced those who climbed and sold out.</w:t>
+        <w:t xml:space="preserve">  Osborn is still an underdog, but his mix of leftish economics and deep anti-elitism has already shaken up politics in bright-red Nebraska, making the Senate race far closer than almost anyone predicted. The Cook Political Report initially considered the seat ''Solid Republican,'' but in late September it changed its forecast to ''Likely Republican.'' The day I met Osborn, Cook shifted its rating another tick in Osborn's direction, to ''Lean'' Republican.</w:t>
         <w:br/>
-        <w:t>Over the years, religion has played a less dominant role in public culture. Meanwhile, the rival status hierarchies have fallen away. The meritocratic hierarchy of professional success is pretty much the only one left standing.</w:t>
+        <w:t xml:space="preserve">  Though both the Fischer and Osborn camps have released internal surveys with their candidates leading, there have been only a couple of nonpartisan polls, the most recent of which showed Osborn up by 5 points. That was in early October, and it's entirely possible that it doesn't capture the current state of the race. But the G.O.P. is clearly concerned; as Semafor reported this week, the Senate Republicans' top super PAC is pouring $3 million into Nebraska to bolster Fischer in the race's final weeks.</w:t>
         <w:br/>
-        <w:t>As a result, people are less ambivalent about commerce. We use economic categories, like ''human capital'' and ''opportunity costs,'' in a wide range of spheres. People are less worried about what William James called the ''moral flabbiness'' of the ''bitch-goddess success,'' and are more likely to use professional standing as a measure of life performance.</w:t>
+        <w:t xml:space="preserve">  If Osborn wins -- and maybe even if he doesn't -- his campaign will likely be seen as a model for running pro-worker candidates in places where majorities have drifted away from the Democratic Party. Democrats, like traditionally left-leaning parties across much of the developed world, have been losing working-class voters to the right, even as they attract more support from educated, cosmopolitan urbanites. Though Joe Biden has been the most pro-labor president in recent history, he's been unable to reverse this trend.</w:t>
         <w:br/>
-        <w:t>Words like character, which once suggested traits like renunciation that held back success, now denote traits like self-discipline, which enhance it.</w:t>
+        <w:t xml:space="preserve">  Now Osborn's campaign is testing a new approach to class politics. Can a message based on workers' rights and corporate greed win over red-state voters when it's decoupled from the cultural baggage that adheres, however unfairly, to the Democratic Party? ''Ultimately I want people to see what we've done here, and to be able to do it in their states too,'' Osborn told me.</w:t>
         <w:br/>
-        <w:t>Many rich people once felt compelled to try to square their happiness at being successful with their embarrassment about it. They adopted what Charles Murray calls a code of seemliness (no fancy clothes or cars). Not long ago, many people covered their affluence with a bohemian patina, but that patina has grown increasingly thin.</w:t>
+        <w:t xml:space="preserve">  Osborn, who spent 20 years as an industrial mechanic at Kellogg, insists he was never particularly political until 2021, when, as president of his Omaha union, he started negotiating with management over a new contract. As essential workers during the Covid pandemic, he told the crowd at the cidery, he and his members had worked 12-hour shifts, seven days a week, at least when they weren't sick or stuck in quarantine. In 2020, Kellogg's sales and profits had risen, and its chief executive's compensation increased 20 percent to more than $11.6 million.</w:t>
         <w:br/>
-        <w:t>Now most of us engage in more matter-of-fact boasting: the car stickers that describe the driver's summers on Martha's Vineyard, the college window stickers, the mass embrace of luxury brands, even the currency of ''likes'' on Facebook and Reddit as people unabashedly seek popularity.</w:t>
+        <w:t xml:space="preserve">  Osborn went into talks with management sure he and his fellow workers would ''share a little sliver of the pie.'' Instead, he said, Kellogg tried to cut their health benefits and cost-of-living raises, and to expand a two-tier wage system in which new employees could be paid significantly less than existing ones. ''That was my 'oh, crap' moment,'' he said.</w:t>
         <w:br/>
-        <w:t>The culture was probably more dynamic when there were competing status hierarchies. When there is one hegemonic hierarchy, as there is today, the successful are less haunted by their own status and the less successful have nowhere to hide.</w:t>
+        <w:t xml:space="preserve">  When talks failed in October, Osborn led workers at his Omaha plant out on strike. ''One of the hardest things I've ever had to do, leading 500 of my friends and their families out into the great unknown, not knowing if we were going to have a job at the end of it,'' he said. It lasted 77 days and ended with most of the strikers' demands being met.</w:t>
+        <w:br/>
+        <w:t xml:space="preserve">  Osborn no longer works at the plant; Kellogg fired him in 2023. The company accused him of watching Netflix on the job, but he believes it was retaliation. He retrained as a steamfitter, which was what he was doing last year when a union official named Jeff Cooley approached him about mounting an independent challenge to Fischer.</w:t>
+        <w:br/>
+        <w:t xml:space="preserve">  The senator, now running for her third term, had repeatedly enraged railroad workers, including by voting to thwart their ability to strike in 2022. The best way to oust her, union leaders believed, was to run an independent who could avoid getting bogged down in what Cooley called ''wedge issues'' that alienate social conservatives. If neither political party could come up with a viable pro-labor candidate, Cooley recalled thinking, ''we'll find our own.''</w:t>
+        <w:br/>
+        <w:t xml:space="preserve">  Nebraska's Democratic Party is not pleased about the way Osborn has bypassed it. Initially, he'd sought Democratic support, hoping to build a coalition that included Libertarians and some Republicans. Then the campaign's strategy changed, and he announced he wouldn't accept partisan endorsements. At that point, it was too late for Democrats to field their own candidate. Partly as a result, the Nebraska Democratic Party chair, Jane Kleeb -- a woman who has worked hard to rebuild the party's neglected rural infrastructure -- regards Osborn with deep distrust.</w:t>
+        <w:br/>
+        <w:t xml:space="preserve">  ''Do I think the vast majority of Democrats are going to vote for him because they don't like Deb Fischer?'' she asked. ''Yes. Do I think he has a shot? Absolutely. Do I think he's being inauthentic? Yes. Do I worry that if he gets elected, that he's going to be Kyrsten Sinema, the person that destroys really good bills for their own ego? Absolutely.''</w:t>
+        <w:br/>
+        <w:t xml:space="preserve">  But Osborn has different politics than Sinema, who regularly put the interests of her rich donors over those of her constituents. Though he insists he doesn't plan to caucus with either the Democrats or the Republicans, he shares many key Democratic priorities. Osborn wants to raise both corporate taxes and the minimum wage. Like Biden, he champions the PRO Act, which would make it easier to organize a union. On the stump, he attacks price gouging, an issue Kamala Harris has highlighted.</w:t>
+        <w:br/>
+        <w:t xml:space="preserve">  Nor is he entirely at odds with the Democratic Party on social issues. He's personally opposed to abortion, but he believes it should be legal. He's protective of Second Amendment rights but backs the sort of regulation often supported by urban police forces.</w:t>
+        <w:br/>
+        <w:t xml:space="preserve">  His differences with the party often seem less about policy than about vibes. Osborn said he felt ''talked down to by the Democrats,'' a sentiment he believes many others share. While Republicans promise to protect people's paychecks, ''the Democrats come in and say that you need to respect people's pronouns,'' he said. ''People who are working 80 hours a week in meatpacking plants or on farms or anything else -- they're not too concerned about that.''</w:t>
+        <w:br/>
+        <w:t xml:space="preserve">  This seems like a caricature -- I can't think of a single influential Democrat who talks about pronouns more than wages -- and I can see why it would infuriate Kleeb. But ultimately, a candidate who rejects Democratic branding seems infinitely preferable to one who rejects democratic principles.</w:t>
+        <w:br/>
+        <w:t xml:space="preserve">  ''Imagine the ramifications on American politics if Nebraska elects an independent mechanic to the halls of power,'' Osborn said at the cidery. ''It's going to tell people all around the country that you don't have to be a self-funding crypto billionaire to run for office. So nurses, teachers, plumbers, carpenters, mechanics, they can all now know that they can do the same thing.''</w:t>
+        <w:br/>
+        <w:t xml:space="preserve">  The Times is committed to publishing a diversity of letters to the editor. We'd like to hear what you think about this or any of our articles. Here are some tips. And here's our email: letters@nytimes.com</w:t>
+        <w:br/>
+        <w:t xml:space="preserve">  Follow the New York Times Opinion section on Facebook, Instagram, TikTok, WhatsApp, X and Threads.</w:t>
         <w:br/>
         <w:br/>
-        <w:t>http://www.nytimes.com/2013/06/14/opinion/brooks-religion-and-inequality.html</w:t>
+        <w:t>https://www.nytimes.com/2024/10/25/opinion/nebraska-senate-dan-osborn.html</w:t>
+        <w:br/>
+        <w:br/>
+        <w:t>Graphic</w:t>
+        <w:br/>
+        <w:br/>
+        <w:t xml:space="preserve"> </w:t>
+        <w:br/>
+        <w:t>PHOTO (PHOTOGRAPH BY DAVID ROBERT ELLIOTT FOR THE NEW YORK TIMES) This article appeared in print on page SR3.</w:t>
       </w:r>
     </w:p>
     <w:sectPr>

--- a/example_articles/states/Nebraska/2.states_Nebraska_New_York_Times.docx
+++ b/example_articles/states/Nebraska/2.states_Nebraska_New_York_Times.docx
@@ -7,7 +7,7 @@
         <w:pStyle w:val="Heading1"/>
       </w:pPr>
       <w:r>
-        <w:t>A Model for Taking on Republicans in Red States</w:t>
+        <w:t>POP AND JAZZ GUIDE</w:t>
       </w:r>
     </w:p>
     <w:p>
@@ -17,17 +17,17 @@
     </w:p>
     <w:p>
       <w:r>
-        <w:t>Date: 2024-10-27</w:t>
+        <w:t>Date: 1997-12-12</w:t>
       </w:r>
     </w:p>
     <w:p>
       <w:r>
-        <w:t>Section: Section SR; Column 0; Sunday Review Desk; Pg. 3; MICHELLE GOLDBERG</w:t>
+        <w:t>Section: Section E;; Section E; Part 1; Page 32; Column 4; Movies, Performing Arts/Weekend Desk; Part 1;; Column 4;; Schedule</w:t>
       </w:r>
     </w:p>
     <w:p>
       <w:r>
-        <w:t>Source file: NYT/2.DOCX</w:t>
+        <w:t>Source file: NYT/47.DOCX</w:t>
       </w:r>
     </w:p>
     <w:p>
@@ -49,60 +49,59 @@
     </w:p>
     <w:p>
       <w:r>
-        <w:t>The first person I met at a Monday night meet-and-greet for Dan Osborn, the independent Nebraska Senate candidate, was a Donald Trump-voting Republican named Joe Hallett. He'd worked, alongside his wife, Sherri, with Osborn at Omaha's Kellogg plant. Explaining Osborn's appeal, Joe said, ''He's not a millionaire or anything like that.'' Sherri added: ''He works hard. We did the same thing.''</w:t>
+        <w:t>Here is a selective listing by critics of The Times of noteworthy pop and jazz concerts in New York City this weekend. * denotes a highly recommended concert.</w:t>
         <w:br/>
-        <w:t xml:space="preserve">Neither was a fan of Osborn's opponent, the Republican senator Deb Fischer. ''We were never impressed with her because she was never personable,'' said Sherri. ''She was never around.'' </w:t>
+        <w:t xml:space="preserve"> </w:t>
         <w:br/>
-        <w:t xml:space="preserve">  Osborn, by contrast, has been around a lot. The Monday event, at a cider house in Ashland, a town about 30 miles from Omaha, was one of more than 170 he's done all over the state. It drew a few dozen people -- more Democrats and independents than Republicans -- and Osborn stayed to talk and shake hands until the place closed. Afterward, I went with him to a nearby bar to talk about his surprisingly competitive race against Fischer, which has become an unexpected problem for Republicans as they seek to retake the Senate.</w:t>
+        <w:t>ROCKY BURNETTE WITH PAUL BURLISON, the Louisiana Community Bar and Grill, 622 Broadway, at Houston Street, East Village, (212) 460-9633. After Paul Burlison dropped his guitar amplifier in the 1950's, he liked the distortion that came out, and he used the biting tone as a member of Johnny Burnette's Rock and Roll Trio in songs like "Train Kept A-Rollin"' and "Tear It Up." He has just released an album with guest musicians from the Band and Los Lobos, and is back on the road with Rocky Burnette, Johnny's son, still making his guitar twang and snarl. Tomorrow at 11:30 P.M. and 1 A.M.; admission is free (Jon Pareles).</w:t>
         <w:br/>
-        <w:t xml:space="preserve">  As we walked, a young opposition researcher who tracks Osborn at most of his events shouted questions about which presidential candidate he'd voted for in 2020, hoping to catch him on camera saying something damaging. Osborn refused to answer, just as he won't say whom he'll vote for in November, insisting that the heat of partisan politics makes substantive discussion of the issues impossible. When I asked him to name a politician in Washington he hoped to work with, he said he hadn't given the matter much thought.</w:t>
+        <w:t>BUSH TETRAS, CBGB, 315 Bowery, at Bleecker Street, East Village, (212) 982-4052. Back at the turn of the 1980's, when the Lower East Side meant guerrilla performance spaces and punk clubs with graffiti on the walls, this mostly female band made dance music for walking down alleys with your hand on the trigger of your mace can. Now that everything's gone condo and boutique, they're back to spark a little healthy menace. Tomorrow at 11:30 P.M.; tickets are $9 (Ann Powers).</w:t>
         <w:br/>
-        <w:t xml:space="preserve">  The bar, with its brown walls, dropped ceiling and fluorescent overhead lights, was the apotheosis of Midwestern drab. Osborn, a tattooed Navy veteran and former union leader with a short gray beard, declared it his kind of place. As he nursed a Busch Light, I sensed he was eager to finish our interview and join Joe Hallett, who was waiting to catch up with him. But when I mentioned a book I'd heard Osborn talk about, ''Goliath: The 100-Year War Between Monopoly Power and Democracy,'' by the progressive writer Matt Stoller, he seemed to perk up.</w:t>
+        <w:t>THE DICTATORS, THE FLESHTONES, Coney Island High, 15 St. Marks Place between Second and Third Avenues, East Village, (212) 674-7959. Remember when punk actually risked offensiveness, and, walking that knife's edge, actually cut through some of society's illusions? Handsome Dick Manitoba and his fellow Dictators still carry the torch for those days; good-natured vulgarity is the name of their game. They share the bill tonight with the self-styled cavemen of New Wave, the steadfastly goofy Fleshtones. Tonight, doors open at 9 P.M., with the first band at 10; tickets are $12 (Powers).</w:t>
         <w:br/>
-        <w:t xml:space="preserve">  ''What that book taught me was this is not a new idea what we're doing here,'' he said of his campaign, which is focused on the predations of concentrated wealth. Ever since the Industrial Revolution, he said, corporations have sought to buy more and more political power, and though they succeed for a time, people eventually revolt. ''I think that's where we're at right now,'' said Osborn. ''We're at the apex of a corporate-run government.''</w:t>
+        <w:t>* DAVE DOUGLAS SEXTET, Iridium, 48 West 63d Street, Manhattan, (212) 582-2121. It's the trumpeter's first time out in a big New York jazz club, and this is probably the straightest jazz band he leads. It's a band he has convened for two album projects, both homages.  The first time around, it played music by Booker Little as well as Douglas's own compositions inspired by Little; now it's bending toward Wayne Shorter. The new album honoring Mr. Shorter, "Stargazer" (Arabesque), is the item of the moment, but it's likely that you'll hear some Little too. Whether or not you leave with a new attitude regarding either, you'll have much to think about Mr. Douglas, who is a fearsomely talented musician.  Through Sunday night, with sets at 8:30 and 10:30, and a midnight set tonight and tomorrow; cover is $20 and minimum $10 (Ben Ratliff).</w:t>
         <w:br/>
-        <w:t xml:space="preserve">  At such moments, he said, people's frustrations inevitably reach a boiling point. ''So they start electing a different government, a more populist message, because they know that their lives are getting harder and their government is not working for them.''</w:t>
+        <w:t>MARK DRESSER TRIO, Main Space, Knitting Factory, 74 Leonard Street, TriBeCa, (212) 219-3006. Sunday night, one of the best improvising bassists -- he was a member of Anthony Braxton's classic quartet for a decade -- will introduce a new chamber music trio to play his notated work, with the Swiss flutist Matthias Ziegler and the pianist Denman Maroney. Some of what they'll play can be heard on Mr. Dresser's new CD, "Banquet" (Tzadik). Much of the beautifully solemn music is written for extended ranges (Mr. Ziegler may be bringing a contrabass flute) and with built-in leeway for improvisers. Sunday, 9 P.M. Admission is $10 (Ratliff).</w:t>
         <w:br/>
-        <w:t xml:space="preserve">  The word ''populist,'' as it happens, is tied up with Nebraska political history. It was coined to describe members of the People's Party, which held its first convention in Omaha in 1892, seeking to represent farmers and laborers against what it called the ''power and plunder'' of the two major parties. ''I have read about the prairie populism, and I hope we can emulate that,'' said Osborn.</w:t>
+        <w:t>ORRIN EVANS QUINTET, Homefront, 236 West 54th Street, Manhattan, (212) 560-2271. A young pianist from Philadelphia, Mr. Evans has been working around New York for a year or so now, and he has a fine, historically comprehensive touch (spanning Monk to Hancock) within a hard-swinging, East Coast jazz idiom. His band is full of virtuosos: Ralph Peterson is his drummer, Sam Newsome the tenor saxophonist; the saxophonist Bobby Watson and trombonist Robin Eubanks are featured guests. Tonight at 10:30 and midnight; cover charge is $15, with no minimum. (Ratliff).</w:t>
         <w:br/>
-        <w:t xml:space="preserve">  Osborn is still an underdog, but his mix of leftish economics and deep anti-elitism has already shaken up politics in bright-red Nebraska, making the Senate race far closer than almost anyone predicted. The Cook Political Report initially considered the seat ''Solid Republican,'' but in late September it changed its forecast to ''Likely Republican.'' The day I met Osborn, Cook shifted its rating another tick in Osborn's direction, to ''Lean'' Republican.</w:t>
+        <w:t>* FAITHLESS, Irving Plaza, 17 Irving Place, at 15th Street, Manhattan, (212) 777-1224. The most exciting thing about British dance music is its makers' audacious habit of throwing whatever they can scavenge into their musical stock pots. The collective called Faithless follows suit with a style of slow jamming that mixes sultry raps by a black Buddhist, the ruminations of a singer-songwriter, a splash of funk-flavored aural pornography, and an aria set to the sounds of the sea alongside the requisite house beats, hip-hop samples, and dub interludes. Tomorrow at 9 P.M.; Tickets are $17 in advance, $20 the day of the show (Powers).</w:t>
         <w:br/>
-        <w:t xml:space="preserve">  Though both the Fischer and Osborn camps have released internal surveys with their candidates leading, there have been only a couple of nonpartisan polls, the most recent of which showed Osborn up by 5 points. That was in early October, and it's entirely possible that it doesn't capture the current state of the race. But the G.O.P. is clearly concerned; as Semafor reported this week, the Senate Republicans' top super PAC is pouring $3 million into Nebraska to bolster Fischer in the race's final weeks.</w:t>
+        <w:t>ROBERT FRIPP, Bottom Line, 15 West Fourth Street, at Mercer Street, Greenwich Village (212) 228-6300. Guitar gods are terribly outre at the moment but Robert Fripp is more like a guitar bodhisattva. The founder of both King Crimson and the School for Crafty Guitarists plays with the spirit in mind, achieving an unparalleled meditative yet fierce sound. Tomorrow he shows how his insights relate to the post-rock innovations of the ambient music scene. Shows tomorrow at 7:30 and 10:30 P.M. Tickets are $20 (Powers).</w:t>
         <w:br/>
-        <w:t xml:space="preserve">  If Osborn wins -- and maybe even if he doesn't -- his campaign will likely be seen as a model for running pro-worker candidates in places where majorities have drifted away from the Democratic Party. Democrats, like traditionally left-leaning parties across much of the developed world, have been losing working-class voters to the right, even as they attract more support from educated, cosmopolitan urbanites. Though Joe Biden has been the most pro-labor president in recent history, he's been unable to reverse this trend.</w:t>
+        <w:t>FUNKY METERS, at Tramps, 51 West 21st Street, Chelsea, (212) 544 1666. The Funky Meters include Art Neville on keyboards and George Porter Jr. on bass. They're half of the original Meters, the great New Orleans funk band that backed up some of the best Crescent City rhythm-and-blues hits and came up with its own masterly grooves from "Cissy Strut" to "Fire on the Bayou," and they still have the power to push hips into motion. Tonight (with Brooklyn Funk Essentials opening) and tomorrow (with Rhythm Republik opening) at 8 P.M. and midnight; tickets are $20 (Pareles).</w:t>
         <w:br/>
-        <w:t xml:space="preserve">  Now Osborn's campaign is testing a new approach to class politics. Can a message based on workers' rights and corporate greed win over red-state voters when it's decoupled from the cultural baggage that adheres, however unfairly, to the Democratic Party? ''Ultimately I want people to see what we've done here, and to be able to do it in their states too,'' Osborn told me.</w:t>
+        <w:t>GREAT JEWISH COMPOSERS: BURT BACHARACH, Main Space, Knitting Factory, 74 Leonard Street, TriBeCa, (212) 219-3006. John Zorn is reconvening some of the players he used as producer of a Burt Bacharach tribute album this year, and adding some new ones. You'll hear radical reinterpretations of Bacharach melodies, by an all-star cast of the downtown improvising scene. Among those featured are the cellist Erik Friedlander with his group Chimera, the guitarist Marc Ribot, the keyboardist Anthony Coleman, the guitarist Duck Baker, the pianist Marie McAuliffe, and Mr. Zorn himself. Sets tomorrow night are at 9 and 11; admission is $12 in advance; $14 at the door for each set (Ratliff).</w:t>
         <w:br/>
-        <w:t xml:space="preserve">  Osborn, who spent 20 years as an industrial mechanic at Kellogg, insists he was never particularly political until 2021, when, as president of his Omaha union, he started negotiating with management over a new contract. As essential workers during the Covid pandemic, he told the crowd at the cidery, he and his members had worked 12-hour shifts, seven days a week, at least when they weren't sick or stuck in quarantine. In 2020, Kellogg's sales and profits had risen, and its chief executive's compensation increased 20 percent to more than $11.6 million.</w:t>
+        <w:t>GRUPO HECHIZO, Les Poulets, 16 West 22d Street, Chelsea, (212) 229-2000. A local band with several radio hits, Grupo Hechizo plays hard dance salsa. Sometimes the anonymous bands produce as much heat as the better known ones; come prepared to dance. Tonight's show is at midnight and 2 A.M.; the cover is $10 for women, $15 for men (Peter Watrous).</w:t>
         <w:br/>
-        <w:t xml:space="preserve">  Osborn went into talks with management sure he and his fellow workers would ''share a little sliver of the pie.'' Instead, he said, Kellogg tried to cut their health benefits and cost-of-living raises, and to expand a two-tier wage system in which new employees could be paid significantly less than existing ones. ''That was my 'oh, crap' moment,'' he said.</w:t>
+        <w:t>HALL AND OATES, Beacon Theater, 2124 Broadway, at 74th Street, (212) 496-7070. The salt-and-pepper supermen of blue-eyed soul must have been tired of Michael Bolton's making all the money in the 1990's; but is it wise to stage a comeback right now, when black-powered rhythm-and-blues is at an artistic and commercial high? Oh well, it's always nice to hear that song about one less toothbrush in the stand one more time. Tomorrow at 8 P.M.; tickets are $46 and $36 (Powers).</w:t>
         <w:br/>
-        <w:t xml:space="preserve">  When talks failed in October, Osborn led workers at his Omaha plant out on strike. ''One of the hardest things I've ever had to do, leading 500 of my friends and their families out into the great unknown, not knowing if we were going to have a job at the end of it,'' he said. It lasted 77 days and ended with most of the strikers' demands being met.</w:t>
+        <w:t>RICHARD HOROWITZ AND SUSSAN DEYHIM, at the Mercury Lounge, 217 Houston Street at Ludlow Street, Lower East Side, (212) 260-4700. Electronics meet ancient Middle Eastern music in the collaborations of the composer Richard Horowitz and the singer Sussan Deyhim, who made their first recording together in 1981. Ms. Deyhim sings in a style derived from Iranian tradition; Mr. Horowitz surrounds her fervent voice with atmospheric chords and, sometimes, a danceable beat. For this performance, which will rework music from their current album, "Majoun," they will be joined by the sinewy rhythm section of Living Color: Doug Wimbish on bass and Will Calhoun on drums. Sunday at 8:30 P.M.; tickets are $8 (Pareles).</w:t>
         <w:br/>
-        <w:t xml:space="preserve">  Osborn no longer works at the plant; Kellogg fired him in 2023. The company accused him of watching Netflix on the job, but he believes it was retaliation. He retrained as a steamfitter, which was what he was doing last year when a union official named Jeff Cooley approached him about mounting an independent challenge to Fischer.</w:t>
+        <w:t>* LULLABY FOR THE WORKING CLASS, the Fez, 380 Lafayette Street, at Great Jones Street, East Village, (212) 533-2680. Lullaby for the Working Class, from Lincoln, Neb., is outnumbered onstage by its instruments: not just guitars, but cello, banjo, glockenspiel and trumpet. Its songs occupy a melancholic netherworld, pondering loss and disillusion in tunes that seem jerry-built but somehow hold together. It can sound like a folk-rock band, a country group or an acoustic version of Pavement. The band is sharing a bill with Life in a Blender and Little Jack Melody and His Young Turks. Tonight, doors open at 7; admission is $10 (Pareles).</w:t>
         <w:br/>
-        <w:t xml:space="preserve">  The senator, now running for her third term, had repeatedly enraged railroad workers, including by voting to thwart their ability to strike in 2022. The best way to oust her, union leaders believed, was to run an independent who could avoid getting bogged down in what Cooley called ''wedge issues'' that alienate social conservatives. If neither political party could come up with a viable pro-labor candidate, Cooley recalled thinking, ''we'll find our own.''</w:t>
+        <w:t>* LUNA, Irving Plaza, 17 Irving Place at 15th Street, Manhattan, (212) 777-1224. Dean Wareham and his mates in this enduring New York quartet are brainy popsters who have refined their airy guitar rock so completely that its cyclical rhythms effortlessly lift listeners into the cumulus mist. Maybe they're bored with that trick, because on Luna's new album, "Pup Tent," (Elektra), they play around with a bunch of different moods, the most delightful one a sly, surreal humor. Versus, a similarly drone-prone but more earnest outfit, shares the bill. Tonight at 8; tickets are $15 (Powers).</w:t>
         <w:br/>
-        <w:t xml:space="preserve">  Nebraska's Democratic Party is not pleased about the way Osborn has bypassed it. Initially, he'd sought Democratic support, hoping to build a coalition that included Libertarians and some Republicans. Then the campaign's strategy changed, and he announced he wouldn't accept partisan endorsements. At that point, it was too late for Democrats to field their own candidate. Partly as a result, the Nebraska Democratic Party chair, Jane Kleeb -- a woman who has worked hard to rebuild the party's neglected rural infrastructure -- regards Osborn with deep distrust.</w:t>
+        <w:t>MASTERS OF PERSIAN MUSIC, the New York Society for Ethical Culture, 2 West 64th Street, Manhattan, (212) 545-7536. In a World Music Institute concert, the singer Shahram Nazeri and the Dastan Ensemble share a double bill of Persian music, which is both stark -- just melody and rhythm -- and filled with daring and drama. Mr. Nazeri holds listeners rapt as he sings Kurdish songs, Persian classical music and Sufi songs based on the poems of Rumi; his voice can take on the humble clarity of Gregorian chant, or it can leap and swoop and ululate. Dastan plays classical Persian music -- suites of melodies with ample room for improvisation -- on lutes, spike fiddle and hand drum. Sunday at 7 P.M.; tickets are $25 and $30 (Pareles).</w:t>
         <w:br/>
-        <w:t xml:space="preserve">  ''Do I think the vast majority of Democrats are going to vote for him because they don't like Deb Fischer?'' she asked. ''Yes. Do I think he has a shot? Absolutely. Do I think he's being inauthentic? Yes. Do I worry that if he gets elected, that he's going to be Kyrsten Sinema, the person that destroys really good bills for their own ego? Absolutely.''</w:t>
+        <w:t>JIM McNEELY TENTET, Birdland, 315 West 44th Street, Clinton, (212) 581-3080. Mr. McNeely, the pianist for the Vanguard Jazz Orchestra and one of the best writers and arrangers of big-band jazz, has a stack of compositions that he doesn't get to play in that band's regular Monday night stand at the Village Vanguard. This performance, for a group almost half the size of the Vanguard band, will feature some of that new material. (You can hear a good sampling of his quick-changing, witty, and harmonically rich style on his current CD for New World records, "Lickety Split.") If you miss him this time, he will return to Birdland the following two Sundays.  Sunday night at 9 and 11; cover charge is $15, with $10 for a table and a one-drink minimum at the bar (Ratliff).</w:t>
         <w:br/>
-        <w:t xml:space="preserve">  But Osborn has different politics than Sinema, who regularly put the interests of her rich donors over those of her constituents. Though he insists he doesn't plan to caucus with either the Democrats or the Republicans, he shares many key Democratic priorities. Osborn wants to raise both corporate taxes and the minimum wage. Like Biden, he champions the PRO Act, which would make it easier to organize a union. On the stump, he attacks price gouging, an issue Kamala Harris has highlighted.</w:t>
+        <w:t>* NICHOLAS PAYTON, Village Vanguard, 178 Seventh Avenue South, at 11th Street, West Village, (212) 255-4037. This band has evolved into something special -- a well-drilled and very modern group whose sudden shifts in rhythm and dynamics have a visceral impact. The tenor saxophonist Tim Warfield is back with the group; the pianist is the young Anthony Wonsey, and the rhythm section of bassist Reuben Rogers and drummer Adonis Rose is a tenacious one. Tonight through Sunday, with sets at 9:30 and 11, and a 1 A.M. set tonight and tomorrow; cover is $15 and minimum is $10 (Ratliff).</w:t>
         <w:br/>
-        <w:t xml:space="preserve">  Nor is he entirely at odds with the Democratic Party on social issues. He's personally opposed to abortion, but he believes it should be legal. He's protective of Second Amendment rights but backs the sort of regulation often supported by urban police forces.</w:t>
+        <w:t>CLAUDIO RODITI AND DAVID SANCHEZ, Birdland, 315 West 44th Street, Clinton, (212) 581-3080. It's a good pairing, with Mr. Roditi on trumpet and Mr. Sanchez on saxophones. Mr. Sanchez has been working on Latin standards recently; Mr. Roditi, from Brazil, is the type of professional who can play be-bop as easily as music from Latin America. They'll spur each other on. Sets tonight and tomorrow are at 9 and 11; the cover is $25 and there is a $10 minimum (Watrous).</w:t>
         <w:br/>
-        <w:t xml:space="preserve">  His differences with the party often seem less about policy than about vibes. Osborn said he felt ''talked down to by the Democrats,'' a sentiment he believes many others share. While Republicans promise to protect people's paychecks, ''the Democrats come in and say that you need to respect people's pronouns,'' he said. ''People who are working 80 hours a week in meatpacking plants or on farms or anything else -- they're not too concerned about that.''</w:t>
+        <w:t>RENEE ROSNES, Sweet Basil, 88 Seventh Avenue South, at Bleecker Street, Greenwich Village, (212) 242-1785. Ms. Rosnes plays piano carefully, and with a clean, clear touch. She's brought together a band that includes the saxophonist Chris Potter, who seems to be able to play just about anything. The bassist Scott Colley and the drummer Billy Drummond make up the rhythm section, and they not only play anything but do it with extreme interaction and empathy. Sets tonight through Sunday at 9 and 11 with a 12:30 show tonight and tomorrow. Admission is $17.50 with a $10 minimum (Watrous).</w:t>
         <w:br/>
-        <w:t xml:space="preserve">  This seems like a caricature -- I can't think of a single influential Democrat who talks about pronouns more than wages -- and I can see why it would infuriate Kleeb. But ultimately, a candidate who rejects Democratic branding seems infinitely preferable to one who rejects democratic principles.</w:t>
+        <w:t>* VIN SCELSA'S 50/30 PARTY, the Bottom Line, 15 West Fourth Street, at Mercer Street, Greenwich Village, (212) 228-7880. The disk jockey Vin Scelsa has held his own against the forces that have turned most commercial radio stations into repetitious, formatted hit dispensers. His show, "Idiot's Delight" (Sunday nights from 8 P.M. to 2 A.M. on WNEW, 102.7 FM), champions the music he likes; it's long on thoughtful singer-songwriters, but wanders into odd byways. Mr. Scelsa celebrates his 50th birthday, and 30 years of broadcasting, with a musical surprise party; he gave the club a wish list, but no one is saying in advance who, among the many musicians he has put on the air, is going to show up. As usual, listeners will have to trust Mr. Scelsa's taste. Tonight at 7:30 and 10:30; tickets are $30 (Pareles).</w:t>
         <w:br/>
-        <w:t xml:space="preserve">  ''Imagine the ramifications on American politics if Nebraska elects an independent mechanic to the halls of power,'' Osborn said at the cidery. ''It's going to tell people all around the country that you don't have to be a self-funding crypto billionaire to run for office. So nurses, teachers, plumbers, carpenters, mechanics, they can all now know that they can do the same thing.''</w:t>
+        <w:t>SIMON AND THE BAR SINISTERS, Rodeo Bar, 375 Third Avenue, at 27th Street, Murray Hill, (212) 683-6500. The guitarist and singer Simon Chardiet carries around a mini-history of American music that makes perfect sense when you listen to him play it: on a typical night he'll connect T-Bone Walker, Chet Atkins, Link Wray, and Johnny Thunders. When audience response isn't forceful enough, he and his trio have been known to play the irritating old Food Emporium jingle as if it were a Sex Pistols B-side. For at least 10 years, he's been one of the great undiscovered musicians of New York, and one of its greatest showmen.  Don't pass this one up: his gigs have become rare lately. Opening are the Supertones, a surf-music band. There is no cover, and the show starts tonight at 10 (Ratliff).</w:t>
         <w:br/>
-        <w:t xml:space="preserve">  The Times is committed to publishing a diversity of letters to the editor. We'd like to hear what you think about this or any of our articles. Here are some tips. And here's our email: letters@nytimes.com</w:t>
+        <w:t>* SWEET MICKEY, S.O.B.'s, 204 Varick Street, at Houston Street, South Village, (212) 243-4940. The Haitian singer is controversial (he's not always politically correct), and in concert he drinks on stage, insults the audience and gets people generally riled up. He's also one of Haiti's best singers and songwriters, and one of the most popular hit makers there; he even covers Cesaria Evora tunes. And though he uses drum machines, the music swings deeply. It's great dance music. The shows tonight are at 12 and 2; the cover is $20 (Watrous).</w:t>
         <w:br/>
-        <w:t xml:space="preserve">  Follow the New York Times Opinion section on Facebook, Instagram, TikTok, WhatsApp, X and Threads.</w:t>
+        <w:t>GEORGE THOROGOOD, Hammerstein Ballroom, 311 West 34th Street, Manhattan, (212) 564-4882. With a growly voice, a strategic stutter and a blaring slide guitar, George Thorogood rediscovered John Lee Hooker and Elmore James for a 1980's audience that heard the blues as hard-drinking, rowdy good-time music. The blues has survived worse, and like Delaware's answer to the early Z. Z. Top, Mr. Thorogood and his band keep on pumping out basic blues-rock. Tonight at 8; tickets are $29.50 (Pareles).</w:t>
         <w:br/>
-        <w:br/>
-        <w:t>https://www.nytimes.com/2024/10/25/opinion/nebraska-senate-dan-osborn.html</w:t>
+        <w:t>BUNNY WAILER, Beacon Theater, 2124 Broadway, at 74th Street, Manhattan, (212) 496-7070. Rastafarian righteousness is enjoying a comeback on the reggae scene, which means the time is right for this elder prophet to return with a tribute to the ones -- himself included -- who started it all. This concert honors his departed former band mates and spiritual brethren, Bob Marley and Peter Tosh. Therefore the songs will be classic, the tone emotional, and the rhythms inarguably seductive. Also appearing are Elizabeth Coco, Tamara, and M.C.'s Simon Templer and Prince Kalunda. Sunday at 7:30 P.M.; tickets are $30 and $40 (Powers).</w:t>
         <w:br/>
         <w:br/>
         <w:t>Graphic</w:t>
@@ -110,7 +109,7 @@
         <w:br/>
         <w:t xml:space="preserve"> </w:t>
         <w:br/>
-        <w:t>PHOTO (PHOTOGRAPH BY DAVID ROBERT ELLIOTT FOR THE NEW YORK TIMES) This article appeared in print on page SR3.</w:t>
+        <w:t>Photos: Nicholas Payton will play at the Village Vanguard this weekend. (Toby Wales); Robert Fripp of King Crimson, playing at the Bottom Line. (Rahav Segev)</w:t>
       </w:r>
     </w:p>
     <w:sectPr>
